--- a/CÔNG TY TNHH SẢN XUẤT LI XING/ThayDoiDiaDiemKD/DiaDiemKinhDoanh_MauSo19.docx
+++ b/CÔNG TY TNHH SẢN XUẤT LI XING/ThayDoiDiaDiemKD/DiaDiemKinhDoanh_MauSo19.docx
@@ -182,7 +182,7 @@
                     </wp:anchor>
                   </w:drawing>
                 </mc:Choice>
-                <mc:Fallback xmlns:cx2="http://schemas.microsoft.com/office/drawing/2015/10/21/chartex" xmlns:cx3="http://schemas.microsoft.com/office/drawing/2016/5/9/chartex" xmlns:cx4="http://schemas.microsoft.com/office/drawing/2016/5/10/chartex" xmlns:cx5="http://schemas.microsoft.com/office/drawing/2016/5/11/chartex" xmlns:cx6="http://schemas.microsoft.com/office/drawing/2016/5/12/chartex" xmlns:cx7="http://schemas.microsoft.com/office/drawing/2016/5/13/chartex" xmlns:cx8="http://schemas.microsoft.com/office/drawing/2016/5/14/chartex" xmlns:aink="http://schemas.microsoft.com/office/drawing/2016/ink" xmlns:am3d="http://schemas.microsoft.com/office/drawing/2017/model3d" xmlns:oel="http://schemas.microsoft.com/office/2019/extlst" xmlns:w16cex="http://schemas.microsoft.com/office/word/2018/wordml/cex" xmlns:w16cid="http://schemas.microsoft.com/office/word/2016/wordml/cid" xmlns:w16="http://schemas.microsoft.com/office/word/2018/wordml" xmlns:w16du="http://schemas.microsoft.com/office/word/2023/wordml/word16du" xmlns:w16sdtdh="http://schemas.microsoft.com/office/word/2020/wordml/sdtdatahash" xmlns:w16sdtfl="http://schemas.microsoft.com/office/word/2024/wordml/sdtformatlock">
+                <mc:Fallback xmlns:w16sdtfl="http://schemas.microsoft.com/office/word/2024/wordml/sdtformatlock" xmlns:w16sdtdh="http://schemas.microsoft.com/office/word/2020/wordml/sdtdatahash" xmlns:w16du="http://schemas.microsoft.com/office/word/2023/wordml/word16du" xmlns:w16="http://schemas.microsoft.com/office/word/2018/wordml" xmlns:w16cid="http://schemas.microsoft.com/office/word/2016/wordml/cid" xmlns:w16cex="http://schemas.microsoft.com/office/word/2018/wordml/cex" xmlns:oel="http://schemas.microsoft.com/office/2019/extlst" xmlns:am3d="http://schemas.microsoft.com/office/drawing/2017/model3d" xmlns:aink="http://schemas.microsoft.com/office/drawing/2016/ink" xmlns:cx8="http://schemas.microsoft.com/office/drawing/2016/5/14/chartex" xmlns:cx7="http://schemas.microsoft.com/office/drawing/2016/5/13/chartex" xmlns:cx6="http://schemas.microsoft.com/office/drawing/2016/5/12/chartex" xmlns:cx5="http://schemas.microsoft.com/office/drawing/2016/5/11/chartex" xmlns:cx4="http://schemas.microsoft.com/office/drawing/2016/5/10/chartex" xmlns:cx3="http://schemas.microsoft.com/office/drawing/2016/5/9/chartex" xmlns:cx2="http://schemas.microsoft.com/office/drawing/2015/10/21/chartex">
                   <w:pict>
                     <v:line w14:anchorId="1C8DBCDC" id="Line 159" o:spid="_x0000_s1026" style="position:absolute;z-index:251669504;visibility:visible;mso-wrap-style:square;mso-width-percent:0;mso-height-percent:0;mso-wrap-distance-left:9pt;mso-wrap-distance-top:-3e-5mm;mso-wrap-distance-right:9pt;mso-wrap-distance-bottom:-3e-5mm;mso-position-horizontal:center;mso-position-horizontal-relative:margin;mso-position-vertical:absolute;mso-position-vertical-relative:text;mso-width-percent:0;mso-height-percent:0;mso-width-relative:page;mso-height-relative:page" from="0,15.5pt" to="158.75pt,15.5pt" o:gfxdata="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">
                       <w10:wrap anchorx="margin"/>
@@ -355,7 +355,7 @@
               </wp:anchor>
             </w:drawing>
           </mc:Choice>
-          <mc:Fallback xmlns:cx2="http://schemas.microsoft.com/office/drawing/2015/10/21/chartex" xmlns:cx3="http://schemas.microsoft.com/office/drawing/2016/5/9/chartex" xmlns:cx4="http://schemas.microsoft.com/office/drawing/2016/5/10/chartex" xmlns:cx5="http://schemas.microsoft.com/office/drawing/2016/5/11/chartex" xmlns:cx6="http://schemas.microsoft.com/office/drawing/2016/5/12/chartex" xmlns:cx7="http://schemas.microsoft.com/office/drawing/2016/5/13/chartex" xmlns:cx8="http://schemas.microsoft.com/office/drawing/2016/5/14/chartex" xmlns:aink="http://schemas.microsoft.com/office/drawing/2016/ink" xmlns:am3d="http://schemas.microsoft.com/office/drawing/2017/model3d" xmlns:oel="http://schemas.microsoft.com/office/2019/extlst" xmlns:w16cex="http://schemas.microsoft.com/office/word/2018/wordml/cex" xmlns:w16cid="http://schemas.microsoft.com/office/word/2016/wordml/cid" xmlns:w16="http://schemas.microsoft.com/office/word/2018/wordml" xmlns:w16du="http://schemas.microsoft.com/office/word/2023/wordml/word16du" xmlns:w16sdtdh="http://schemas.microsoft.com/office/word/2020/wordml/sdtdatahash" xmlns:w16sdtfl="http://schemas.microsoft.com/office/word/2024/wordml/sdtformatlock">
+          <mc:Fallback xmlns:w16sdtfl="http://schemas.microsoft.com/office/word/2024/wordml/sdtformatlock" xmlns:w16sdtdh="http://schemas.microsoft.com/office/word/2020/wordml/sdtdatahash" xmlns:w16du="http://schemas.microsoft.com/office/word/2023/wordml/word16du" xmlns:w16="http://schemas.microsoft.com/office/word/2018/wordml" xmlns:w16cid="http://schemas.microsoft.com/office/word/2016/wordml/cid" xmlns:w16cex="http://schemas.microsoft.com/office/word/2018/wordml/cex" xmlns:oel="http://schemas.microsoft.com/office/2019/extlst" xmlns:am3d="http://schemas.microsoft.com/office/drawing/2017/model3d" xmlns:aink="http://schemas.microsoft.com/office/drawing/2016/ink" xmlns:cx8="http://schemas.microsoft.com/office/drawing/2016/5/14/chartex" xmlns:cx7="http://schemas.microsoft.com/office/drawing/2016/5/13/chartex" xmlns:cx6="http://schemas.microsoft.com/office/drawing/2016/5/12/chartex" xmlns:cx5="http://schemas.microsoft.com/office/drawing/2016/5/11/chartex" xmlns:cx4="http://schemas.microsoft.com/office/drawing/2016/5/10/chartex" xmlns:cx3="http://schemas.microsoft.com/office/drawing/2016/5/9/chartex" xmlns:cx2="http://schemas.microsoft.com/office/drawing/2015/10/21/chartex">
             <w:pict>
               <v:line w14:anchorId="5E9584DA" id="Straight Connector 1" o:spid="_x0000_s1026" style="position:absolute;z-index:251670528;visibility:visible;mso-wrap-style:square;mso-width-percent:0;mso-wrap-distance-left:9pt;mso-wrap-distance-top:0;mso-wrap-distance-right:9pt;mso-wrap-distance-bottom:0;mso-position-horizontal:center;mso-position-horizontal-relative:margin;mso-position-vertical:absolute;mso-position-vertical-relative:text;mso-width-percent:0;mso-width-relative:margin" from="0,66.4pt" to="111.65pt,66.4pt" o:gfxdata="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" strokecolor="black [3200]" strokeweight=".5pt">
                 <v:stroke joinstyle="miter"/>
@@ -809,7 +809,6 @@
           <w:szCs w:val="28"/>
         </w:rPr>
       </w:pPr>
-      <w:bookmarkStart w:id="0" w:name="_GoBack"/>
       <w:r>
         <w:rPr>
           <w:rFonts w:ascii="Times New Roman" w:hAnsi="Times New Roman" w:cs="Times New Roman"/>
@@ -821,7 +820,6 @@
         <w:t>A. ĐĂNG KÝ THAY ĐỔI NỘI DUNG ĐĂNG KÝ HOẠT ĐỘNG CHI NHÁNH/VĂN PHÒNG ĐẠI DIỆN/ĐỊA ĐIỂM KINH DOANH</w:t>
       </w:r>
     </w:p>
-    <w:bookmarkEnd w:id="0"/>
     <w:p>
       <w:pPr>
         <w:tabs>
@@ -860,27 +858,6 @@
           <w:lang w:val="vi-VN"/>
         </w:rPr>
         <w:t>)</w:t>
-      </w:r>
-    </w:p>
-    <w:p>
-      <w:pPr>
-        <w:ind w:firstLine="709"/>
-        <w:jc w:val="both"/>
-        <w:rPr>
-          <w:rFonts w:eastAsia="Times New Roman"/>
-          <w:sz w:val="28"/>
-          <w:szCs w:val="28"/>
-          <w:lang w:val="vi-VN"/>
-        </w:rPr>
-      </w:pPr>
-      <w:r>
-        <w:rPr>
-          <w:rFonts w:eastAsia="Times New Roman"/>
-          <w:sz w:val="28"/>
-          <w:szCs w:val="28"/>
-          <w:lang w:val="vi-VN"/>
-        </w:rPr>
-        <w:br w:type="page"/>
       </w:r>
     </w:p>
     <w:p>
@@ -895,6 +872,1414 @@
           <w:bCs/>
           <w:sz w:val="28"/>
           <w:szCs w:val="28"/>
+          <w:lang w:val="fr-FR"/>
+        </w:rPr>
+      </w:pPr>
+      <w:r>
+        <w:rPr>
+          <w:rFonts w:eastAsia="Times New Roman"/>
+          <w:sz w:val="28"/>
+          <w:szCs w:val="28"/>
+          <w:lang w:val="vi-VN"/>
+        </w:rPr>
+        <w:br w:type="page"/>
+      </w:r>
+      <w:r>
+        <w:rPr>
+          <w:bCs/>
+          <w:sz w:val="28"/>
+          <w:szCs w:val="28"/>
+          <w:lang w:val="fr-FR"/>
+        </w:rPr>
+        <w:lastRenderedPageBreak/>
+        <w:t>ĐĂNG KÝ THAY ĐỔI NGÀNH, NGHỀ KINH DOANH/NỘI DUNG HOẠT ĐỘNG</w:t>
+      </w:r>
+    </w:p>
+    <w:p>
+      <w:pPr>
+        <w:tabs>
+          <w:tab w:val="left" w:leader="dot" w:pos="9072"/>
+        </w:tabs>
+        <w:spacing w:before="120" w:after="120"/>
+        <w:ind w:firstLine="567"/>
+        <w:jc w:val="both"/>
+        <w:rPr>
+          <w:spacing w:val="-8"/>
+          <w:sz w:val="28"/>
+          <w:szCs w:val="28"/>
+          <w:lang w:val="fr-FR"/>
+        </w:rPr>
+      </w:pPr>
+      <w:r>
+        <w:rPr>
+          <w:spacing w:val="-8"/>
+          <w:sz w:val="28"/>
+          <w:szCs w:val="28"/>
+          <w:lang w:val="fr-FR"/>
+        </w:rPr>
+        <w:t>Ngành, nghề kinh doanh sau khi thay đổi (</w:t>
+      </w:r>
+      <w:r>
+        <w:rPr>
+          <w:i/>
+          <w:spacing w:val="-8"/>
+          <w:sz w:val="28"/>
+          <w:szCs w:val="28"/>
+          <w:lang w:val="fr-FR"/>
+        </w:rPr>
+        <w:t>chỉ kê khai đối với chi nhánh, địa điểm kinh doanh</w:t>
+      </w:r>
+      <w:r>
+        <w:rPr>
+          <w:spacing w:val="-8"/>
+          <w:sz w:val="28"/>
+          <w:szCs w:val="28"/>
+          <w:lang w:val="fr-FR"/>
+        </w:rPr>
+        <w:t>)</w:t>
+      </w:r>
+      <w:r>
+        <w:rPr>
+          <w:rStyle w:val="FootnoteReference"/>
+          <w:spacing w:val="-8"/>
+          <w:lang w:val="fr-FR"/>
+        </w:rPr>
+        <w:footnoteReference w:id="1"/>
+      </w:r>
+      <w:r>
+        <w:rPr>
+          <w:spacing w:val="-8"/>
+          <w:sz w:val="28"/>
+          <w:szCs w:val="28"/>
+          <w:lang w:val="fr-FR"/>
+        </w:rPr>
+        <w:t xml:space="preserve">: </w:t>
+      </w:r>
+    </w:p>
+    <w:tbl>
+      <w:tblPr>
+        <w:tblW w:w="9180" w:type="dxa"/>
+        <w:tblBorders>
+          <w:top w:val="single" w:sz="4" w:space="0" w:color="000000"/>
+          <w:left w:val="single" w:sz="4" w:space="0" w:color="000000"/>
+          <w:bottom w:val="single" w:sz="4" w:space="0" w:color="000000"/>
+          <w:right w:val="single" w:sz="4" w:space="0" w:color="000000"/>
+          <w:insideH w:val="single" w:sz="4" w:space="0" w:color="000000"/>
+          <w:insideV w:val="single" w:sz="4" w:space="0" w:color="000000"/>
+        </w:tblBorders>
+        <w:tblLook w:val="00A0" w:firstRow="1" w:lastRow="0" w:firstColumn="1" w:lastColumn="0" w:noHBand="0" w:noVBand="0"/>
+      </w:tblPr>
+      <w:tblGrid>
+        <w:gridCol w:w="814"/>
+        <w:gridCol w:w="5757"/>
+        <w:gridCol w:w="964"/>
+        <w:gridCol w:w="1645"/>
+      </w:tblGrid>
+      <w:tr>
+        <w:tc>
+          <w:tcPr>
+            <w:tcW w:w="817" w:type="dxa"/>
+            <w:tcBorders>
+              <w:top w:val="single" w:sz="4" w:space="0" w:color="000000"/>
+              <w:left w:val="single" w:sz="4" w:space="0" w:color="000000"/>
+              <w:bottom w:val="single" w:sz="4" w:space="0" w:color="000000"/>
+              <w:right w:val="single" w:sz="4" w:space="0" w:color="000000"/>
+            </w:tcBorders>
+            <w:vAlign w:val="center"/>
+            <w:hideMark/>
+          </w:tcPr>
+          <w:p>
+            <w:pPr>
+              <w:tabs>
+                <w:tab w:val="left" w:leader="dot" w:pos="9072"/>
+              </w:tabs>
+              <w:jc w:val="center"/>
+              <w:rPr>
+                <w:b/>
+                <w:sz w:val="28"/>
+                <w:szCs w:val="28"/>
+              </w:rPr>
+            </w:pPr>
+            <w:r>
+              <w:rPr>
+                <w:b/>
+                <w:sz w:val="28"/>
+                <w:szCs w:val="28"/>
+              </w:rPr>
+              <w:t>STT</w:t>
+            </w:r>
+          </w:p>
+        </w:tc>
+        <w:tc>
+          <w:tcPr>
+            <w:tcW w:w="5982" w:type="dxa"/>
+            <w:tcBorders>
+              <w:top w:val="single" w:sz="4" w:space="0" w:color="000000"/>
+              <w:left w:val="single" w:sz="4" w:space="0" w:color="000000"/>
+              <w:bottom w:val="single" w:sz="4" w:space="0" w:color="000000"/>
+              <w:right w:val="single" w:sz="4" w:space="0" w:color="000000"/>
+            </w:tcBorders>
+            <w:vAlign w:val="center"/>
+            <w:hideMark/>
+          </w:tcPr>
+          <w:p>
+            <w:pPr>
+              <w:tabs>
+                <w:tab w:val="left" w:leader="dot" w:pos="9072"/>
+              </w:tabs>
+              <w:jc w:val="center"/>
+              <w:rPr>
+                <w:b/>
+                <w:sz w:val="28"/>
+                <w:szCs w:val="28"/>
+              </w:rPr>
+            </w:pPr>
+            <w:r>
+              <w:rPr>
+                <w:b/>
+                <w:sz w:val="28"/>
+                <w:szCs w:val="28"/>
+              </w:rPr>
+              <w:t>Tên ngành</w:t>
+            </w:r>
+          </w:p>
+        </w:tc>
+        <w:tc>
+          <w:tcPr>
+            <w:tcW w:w="709" w:type="dxa"/>
+            <w:tcBorders>
+              <w:top w:val="single" w:sz="4" w:space="0" w:color="000000"/>
+              <w:left w:val="single" w:sz="4" w:space="0" w:color="000000"/>
+              <w:bottom w:val="single" w:sz="4" w:space="0" w:color="000000"/>
+              <w:right w:val="single" w:sz="4" w:space="0" w:color="000000"/>
+            </w:tcBorders>
+            <w:vAlign w:val="center"/>
+            <w:hideMark/>
+          </w:tcPr>
+          <w:p>
+            <w:pPr>
+              <w:tabs>
+                <w:tab w:val="left" w:leader="dot" w:pos="9072"/>
+              </w:tabs>
+              <w:jc w:val="center"/>
+              <w:rPr>
+                <w:b/>
+                <w:sz w:val="28"/>
+                <w:szCs w:val="28"/>
+              </w:rPr>
+            </w:pPr>
+            <w:r>
+              <w:rPr>
+                <w:b/>
+                <w:sz w:val="28"/>
+                <w:szCs w:val="28"/>
+              </w:rPr>
+              <w:t>Mã ngành</w:t>
+            </w:r>
+          </w:p>
+        </w:tc>
+        <w:tc>
+          <w:tcPr>
+            <w:tcW w:w="1672" w:type="dxa"/>
+            <w:tcBorders>
+              <w:top w:val="single" w:sz="4" w:space="0" w:color="000000"/>
+              <w:left w:val="single" w:sz="4" w:space="0" w:color="000000"/>
+              <w:bottom w:val="single" w:sz="4" w:space="0" w:color="000000"/>
+              <w:right w:val="single" w:sz="4" w:space="0" w:color="000000"/>
+            </w:tcBorders>
+            <w:vAlign w:val="center"/>
+            <w:hideMark/>
+          </w:tcPr>
+          <w:p>
+            <w:pPr>
+              <w:tabs>
+                <w:tab w:val="left" w:leader="dot" w:pos="9072"/>
+              </w:tabs>
+              <w:jc w:val="center"/>
+              <w:rPr>
+                <w:b/>
+                <w:sz w:val="28"/>
+                <w:szCs w:val="28"/>
+              </w:rPr>
+            </w:pPr>
+            <w:r>
+              <w:rPr>
+                <w:rFonts w:eastAsia="Times New Roman"/>
+                <w:b/>
+                <w:sz w:val="28"/>
+                <w:szCs w:val="28"/>
+                <w:lang w:eastAsia="zh-CN"/>
+              </w:rPr>
+              <w:t>Ngành, nghề kinh doanh chính (</w:t>
+            </w:r>
+            <w:r>
+              <w:rPr>
+                <w:rFonts w:eastAsia="Times New Roman"/>
+                <w:b/>
+                <w:i/>
+                <w:sz w:val="28"/>
+                <w:szCs w:val="28"/>
+                <w:lang w:eastAsia="zh-CN"/>
+              </w:rPr>
+              <w:t>đánh dấu X để chọn một trong các ngành, nghề đã kê khai</w:t>
+            </w:r>
+            <w:r>
+              <w:rPr>
+                <w:rFonts w:eastAsia="Times New Roman"/>
+                <w:b/>
+                <w:sz w:val="28"/>
+                <w:szCs w:val="28"/>
+                <w:lang w:eastAsia="zh-CN"/>
+              </w:rPr>
+              <w:t>)</w:t>
+            </w:r>
+          </w:p>
+        </w:tc>
+      </w:tr>
+      <w:tr>
+        <w:tc>
+          <w:tcPr>
+            <w:tcW w:w="817" w:type="dxa"/>
+            <w:tcBorders>
+              <w:top w:val="single" w:sz="4" w:space="0" w:color="000000"/>
+              <w:left w:val="single" w:sz="4" w:space="0" w:color="000000"/>
+              <w:bottom w:val="single" w:sz="4" w:space="0" w:color="000000"/>
+              <w:right w:val="single" w:sz="4" w:space="0" w:color="000000"/>
+            </w:tcBorders>
+          </w:tcPr>
+          <w:p>
+            <w:pPr>
+              <w:tabs>
+                <w:tab w:val="left" w:leader="dot" w:pos="9072"/>
+              </w:tabs>
+              <w:jc w:val="both"/>
+              <w:rPr>
+                <w:sz w:val="28"/>
+                <w:szCs w:val="28"/>
+              </w:rPr>
+            </w:pPr>
+            <w:r>
+              <w:rPr>
+                <w:sz w:val="28"/>
+                <w:szCs w:val="28"/>
+              </w:rPr>
+              <w:t>1</w:t>
+            </w:r>
+          </w:p>
+        </w:tc>
+        <w:tc>
+          <w:tcPr>
+            <w:tcW w:w="5982" w:type="dxa"/>
+            <w:tcBorders>
+              <w:top w:val="single" w:sz="4" w:space="0" w:color="000000"/>
+              <w:left w:val="single" w:sz="4" w:space="0" w:color="000000"/>
+              <w:bottom w:val="single" w:sz="4" w:space="0" w:color="000000"/>
+              <w:right w:val="single" w:sz="4" w:space="0" w:color="000000"/>
+            </w:tcBorders>
+          </w:tcPr>
+          <w:p>
+            <w:pPr>
+              <w:tabs>
+                <w:tab w:val="left" w:leader="dot" w:pos="9072"/>
+              </w:tabs>
+              <w:jc w:val="both"/>
+              <w:rPr>
+                <w:sz w:val="28"/>
+                <w:szCs w:val="28"/>
+              </w:rPr>
+            </w:pPr>
+            <w:r>
+              <w:rPr>
+                <w:sz w:val="28"/>
+                <w:szCs w:val="28"/>
+              </w:rPr>
+              <w:t>Sản xuất sản phẩm khác từ gỗ; sản xuất sản phẩm từ tre, nứa, rơm, rạ và vật liệu tết bện</w:t>
+            </w:r>
+          </w:p>
+          <w:p>
+            <w:pPr>
+              <w:tabs>
+                <w:tab w:val="left" w:leader="dot" w:pos="9072"/>
+              </w:tabs>
+              <w:jc w:val="both"/>
+              <w:rPr>
+                <w:sz w:val="28"/>
+                <w:szCs w:val="28"/>
+              </w:rPr>
+            </w:pPr>
+            <w:r>
+              <w:rPr>
+                <w:sz w:val="28"/>
+                <w:szCs w:val="28"/>
+              </w:rPr>
+              <w:t>Chi tiết: Sản xuất, gia công nội thất</w:t>
+            </w:r>
+          </w:p>
+        </w:tc>
+        <w:tc>
+          <w:tcPr>
+            <w:tcW w:w="709" w:type="dxa"/>
+            <w:tcBorders>
+              <w:top w:val="single" w:sz="4" w:space="0" w:color="000000"/>
+              <w:left w:val="single" w:sz="4" w:space="0" w:color="000000"/>
+              <w:bottom w:val="single" w:sz="4" w:space="0" w:color="000000"/>
+              <w:right w:val="single" w:sz="4" w:space="0" w:color="000000"/>
+            </w:tcBorders>
+          </w:tcPr>
+          <w:p>
+            <w:pPr>
+              <w:tabs>
+                <w:tab w:val="left" w:leader="dot" w:pos="9072"/>
+              </w:tabs>
+              <w:jc w:val="both"/>
+              <w:rPr>
+                <w:sz w:val="28"/>
+                <w:szCs w:val="28"/>
+              </w:rPr>
+            </w:pPr>
+            <w:r>
+              <w:rPr>
+                <w:sz w:val="28"/>
+                <w:szCs w:val="28"/>
+              </w:rPr>
+              <w:t>1629</w:t>
+            </w:r>
+          </w:p>
+        </w:tc>
+        <w:tc>
+          <w:tcPr>
+            <w:tcW w:w="1672" w:type="dxa"/>
+            <w:tcBorders>
+              <w:top w:val="single" w:sz="4" w:space="0" w:color="000000"/>
+              <w:left w:val="single" w:sz="4" w:space="0" w:color="000000"/>
+              <w:bottom w:val="single" w:sz="4" w:space="0" w:color="000000"/>
+              <w:right w:val="single" w:sz="4" w:space="0" w:color="000000"/>
+            </w:tcBorders>
+          </w:tcPr>
+          <w:p>
+            <w:pPr>
+              <w:tabs>
+                <w:tab w:val="left" w:leader="dot" w:pos="9072"/>
+              </w:tabs>
+              <w:jc w:val="both"/>
+              <w:rPr>
+                <w:sz w:val="28"/>
+                <w:szCs w:val="28"/>
+              </w:rPr>
+            </w:pPr>
+            <w:r>
+              <w:rPr>
+                <w:sz w:val="28"/>
+                <w:szCs w:val="28"/>
+              </w:rPr>
+              <w:t>X</w:t>
+            </w:r>
+          </w:p>
+        </w:tc>
+      </w:tr>
+      <w:tr>
+        <w:tc>
+          <w:tcPr>
+            <w:tcW w:w="817" w:type="dxa"/>
+            <w:tcBorders>
+              <w:top w:val="single" w:sz="4" w:space="0" w:color="000000"/>
+              <w:left w:val="single" w:sz="4" w:space="0" w:color="000000"/>
+              <w:bottom w:val="single" w:sz="4" w:space="0" w:color="000000"/>
+              <w:right w:val="single" w:sz="4" w:space="0" w:color="000000"/>
+            </w:tcBorders>
+          </w:tcPr>
+          <w:p>
+            <w:pPr>
+              <w:tabs>
+                <w:tab w:val="left" w:leader="dot" w:pos="9072"/>
+              </w:tabs>
+              <w:jc w:val="both"/>
+              <w:rPr>
+                <w:sz w:val="28"/>
+                <w:szCs w:val="28"/>
+              </w:rPr>
+            </w:pPr>
+            <w:r>
+              <w:rPr>
+                <w:sz w:val="28"/>
+                <w:szCs w:val="28"/>
+              </w:rPr>
+              <w:t>2</w:t>
+            </w:r>
+          </w:p>
+        </w:tc>
+        <w:tc>
+          <w:tcPr>
+            <w:tcW w:w="5982" w:type="dxa"/>
+            <w:tcBorders>
+              <w:top w:val="single" w:sz="4" w:space="0" w:color="000000"/>
+              <w:left w:val="single" w:sz="4" w:space="0" w:color="000000"/>
+              <w:bottom w:val="single" w:sz="4" w:space="0" w:color="000000"/>
+              <w:right w:val="single" w:sz="4" w:space="0" w:color="000000"/>
+            </w:tcBorders>
+          </w:tcPr>
+          <w:p>
+            <w:pPr>
+              <w:tabs>
+                <w:tab w:val="left" w:leader="dot" w:pos="9072"/>
+              </w:tabs>
+              <w:jc w:val="both"/>
+              <w:rPr>
+                <w:sz w:val="28"/>
+                <w:szCs w:val="28"/>
+              </w:rPr>
+            </w:pPr>
+            <w:r>
+              <w:rPr>
+                <w:sz w:val="28"/>
+                <w:szCs w:val="28"/>
+              </w:rPr>
+              <w:t>Sản xuất khác chưa được phân vào đâu</w:t>
+            </w:r>
+          </w:p>
+          <w:p>
+            <w:pPr>
+              <w:tabs>
+                <w:tab w:val="left" w:leader="dot" w:pos="9072"/>
+              </w:tabs>
+              <w:jc w:val="both"/>
+              <w:rPr>
+                <w:sz w:val="28"/>
+                <w:szCs w:val="28"/>
+              </w:rPr>
+            </w:pPr>
+            <w:r>
+              <w:rPr>
+                <w:sz w:val="28"/>
+                <w:szCs w:val="28"/>
+              </w:rPr>
+              <w:t>Chi tiết: Sản xuất, gia công PU, Poly, linh kiện gia dụng</w:t>
+            </w:r>
+          </w:p>
+        </w:tc>
+        <w:tc>
+          <w:tcPr>
+            <w:tcW w:w="709" w:type="dxa"/>
+            <w:tcBorders>
+              <w:top w:val="single" w:sz="4" w:space="0" w:color="000000"/>
+              <w:left w:val="single" w:sz="4" w:space="0" w:color="000000"/>
+              <w:bottom w:val="single" w:sz="4" w:space="0" w:color="000000"/>
+              <w:right w:val="single" w:sz="4" w:space="0" w:color="000000"/>
+            </w:tcBorders>
+          </w:tcPr>
+          <w:p>
+            <w:pPr>
+              <w:tabs>
+                <w:tab w:val="left" w:leader="dot" w:pos="9072"/>
+              </w:tabs>
+              <w:jc w:val="both"/>
+              <w:rPr>
+                <w:sz w:val="28"/>
+                <w:szCs w:val="28"/>
+              </w:rPr>
+            </w:pPr>
+            <w:r>
+              <w:rPr>
+                <w:sz w:val="28"/>
+                <w:szCs w:val="28"/>
+              </w:rPr>
+              <w:t>3290</w:t>
+            </w:r>
+          </w:p>
+        </w:tc>
+        <w:tc>
+          <w:tcPr>
+            <w:tcW w:w="1672" w:type="dxa"/>
+            <w:tcBorders>
+              <w:top w:val="single" w:sz="4" w:space="0" w:color="000000"/>
+              <w:left w:val="single" w:sz="4" w:space="0" w:color="000000"/>
+              <w:bottom w:val="single" w:sz="4" w:space="0" w:color="000000"/>
+              <w:right w:val="single" w:sz="4" w:space="0" w:color="000000"/>
+            </w:tcBorders>
+          </w:tcPr>
+          <w:p>
+            <w:pPr>
+              <w:tabs>
+                <w:tab w:val="left" w:leader="dot" w:pos="9072"/>
+              </w:tabs>
+              <w:jc w:val="both"/>
+              <w:rPr>
+                <w:sz w:val="28"/>
+                <w:szCs w:val="28"/>
+              </w:rPr>
+            </w:pPr>
+          </w:p>
+        </w:tc>
+      </w:tr>
+      <w:tr>
+        <w:tc>
+          <w:tcPr>
+            <w:tcW w:w="817" w:type="dxa"/>
+            <w:tcBorders>
+              <w:top w:val="single" w:sz="4" w:space="0" w:color="000000"/>
+              <w:left w:val="single" w:sz="4" w:space="0" w:color="000000"/>
+              <w:bottom w:val="single" w:sz="4" w:space="0" w:color="000000"/>
+              <w:right w:val="single" w:sz="4" w:space="0" w:color="000000"/>
+            </w:tcBorders>
+          </w:tcPr>
+          <w:p>
+            <w:pPr>
+              <w:tabs>
+                <w:tab w:val="left" w:leader="dot" w:pos="9072"/>
+              </w:tabs>
+              <w:jc w:val="both"/>
+              <w:rPr>
+                <w:sz w:val="28"/>
+                <w:szCs w:val="28"/>
+              </w:rPr>
+            </w:pPr>
+            <w:r>
+              <w:rPr>
+                <w:sz w:val="28"/>
+                <w:szCs w:val="28"/>
+              </w:rPr>
+              <w:t>3</w:t>
+            </w:r>
+          </w:p>
+        </w:tc>
+        <w:tc>
+          <w:tcPr>
+            <w:tcW w:w="5982" w:type="dxa"/>
+            <w:tcBorders>
+              <w:top w:val="single" w:sz="4" w:space="0" w:color="000000"/>
+              <w:left w:val="single" w:sz="4" w:space="0" w:color="000000"/>
+              <w:bottom w:val="single" w:sz="4" w:space="0" w:color="000000"/>
+              <w:right w:val="single" w:sz="4" w:space="0" w:color="000000"/>
+            </w:tcBorders>
+          </w:tcPr>
+          <w:p>
+            <w:pPr>
+              <w:tabs>
+                <w:tab w:val="left" w:leader="dot" w:pos="9072"/>
+              </w:tabs>
+              <w:rPr>
+                <w:sz w:val="28"/>
+                <w:szCs w:val="28"/>
+              </w:rPr>
+            </w:pPr>
+            <w:r>
+              <w:rPr>
+                <w:sz w:val="28"/>
+                <w:szCs w:val="28"/>
+              </w:rPr>
+              <w:t>Sản xuất gỗ dán, gỗ lạng, ván ép và ván mỏng khác</w:t>
+            </w:r>
+          </w:p>
+        </w:tc>
+        <w:tc>
+          <w:tcPr>
+            <w:tcW w:w="709" w:type="dxa"/>
+            <w:tcBorders>
+              <w:top w:val="single" w:sz="4" w:space="0" w:color="000000"/>
+              <w:left w:val="single" w:sz="4" w:space="0" w:color="000000"/>
+              <w:bottom w:val="single" w:sz="4" w:space="0" w:color="000000"/>
+              <w:right w:val="single" w:sz="4" w:space="0" w:color="000000"/>
+            </w:tcBorders>
+          </w:tcPr>
+          <w:p>
+            <w:pPr>
+              <w:tabs>
+                <w:tab w:val="left" w:leader="dot" w:pos="9072"/>
+              </w:tabs>
+              <w:jc w:val="both"/>
+              <w:rPr>
+                <w:sz w:val="28"/>
+                <w:szCs w:val="28"/>
+              </w:rPr>
+            </w:pPr>
+            <w:r>
+              <w:rPr>
+                <w:sz w:val="28"/>
+                <w:szCs w:val="28"/>
+              </w:rPr>
+              <w:t>1621</w:t>
+            </w:r>
+          </w:p>
+        </w:tc>
+        <w:tc>
+          <w:tcPr>
+            <w:tcW w:w="1672" w:type="dxa"/>
+            <w:tcBorders>
+              <w:top w:val="single" w:sz="4" w:space="0" w:color="000000"/>
+              <w:left w:val="single" w:sz="4" w:space="0" w:color="000000"/>
+              <w:bottom w:val="single" w:sz="4" w:space="0" w:color="000000"/>
+              <w:right w:val="single" w:sz="4" w:space="0" w:color="000000"/>
+            </w:tcBorders>
+          </w:tcPr>
+          <w:p>
+            <w:pPr>
+              <w:tabs>
+                <w:tab w:val="left" w:leader="dot" w:pos="9072"/>
+              </w:tabs>
+              <w:jc w:val="both"/>
+              <w:rPr>
+                <w:sz w:val="28"/>
+                <w:szCs w:val="28"/>
+              </w:rPr>
+            </w:pPr>
+          </w:p>
+        </w:tc>
+      </w:tr>
+      <w:tr>
+        <w:tc>
+          <w:tcPr>
+            <w:tcW w:w="817" w:type="dxa"/>
+            <w:tcBorders>
+              <w:top w:val="single" w:sz="4" w:space="0" w:color="000000"/>
+              <w:left w:val="single" w:sz="4" w:space="0" w:color="000000"/>
+              <w:bottom w:val="single" w:sz="4" w:space="0" w:color="000000"/>
+              <w:right w:val="single" w:sz="4" w:space="0" w:color="000000"/>
+            </w:tcBorders>
+          </w:tcPr>
+          <w:p>
+            <w:pPr>
+              <w:tabs>
+                <w:tab w:val="left" w:leader="dot" w:pos="9072"/>
+              </w:tabs>
+              <w:jc w:val="both"/>
+              <w:rPr>
+                <w:sz w:val="28"/>
+                <w:szCs w:val="28"/>
+              </w:rPr>
+            </w:pPr>
+            <w:r>
+              <w:rPr>
+                <w:sz w:val="28"/>
+                <w:szCs w:val="28"/>
+              </w:rPr>
+              <w:t>4</w:t>
+            </w:r>
+          </w:p>
+        </w:tc>
+        <w:tc>
+          <w:tcPr>
+            <w:tcW w:w="5982" w:type="dxa"/>
+            <w:tcBorders>
+              <w:top w:val="single" w:sz="4" w:space="0" w:color="000000"/>
+              <w:left w:val="single" w:sz="4" w:space="0" w:color="000000"/>
+              <w:bottom w:val="single" w:sz="4" w:space="0" w:color="000000"/>
+              <w:right w:val="single" w:sz="4" w:space="0" w:color="000000"/>
+            </w:tcBorders>
+          </w:tcPr>
+          <w:p>
+            <w:pPr>
+              <w:tabs>
+                <w:tab w:val="left" w:leader="dot" w:pos="9072"/>
+              </w:tabs>
+              <w:jc w:val="both"/>
+              <w:rPr>
+                <w:sz w:val="28"/>
+                <w:szCs w:val="28"/>
+              </w:rPr>
+            </w:pPr>
+            <w:r>
+              <w:rPr>
+                <w:sz w:val="28"/>
+                <w:szCs w:val="28"/>
+              </w:rPr>
+              <w:t>Bán buôn tổng hợp</w:t>
+            </w:r>
+          </w:p>
+        </w:tc>
+        <w:tc>
+          <w:tcPr>
+            <w:tcW w:w="709" w:type="dxa"/>
+            <w:tcBorders>
+              <w:top w:val="single" w:sz="4" w:space="0" w:color="000000"/>
+              <w:left w:val="single" w:sz="4" w:space="0" w:color="000000"/>
+              <w:bottom w:val="single" w:sz="4" w:space="0" w:color="000000"/>
+              <w:right w:val="single" w:sz="4" w:space="0" w:color="000000"/>
+            </w:tcBorders>
+          </w:tcPr>
+          <w:p>
+            <w:pPr>
+              <w:tabs>
+                <w:tab w:val="left" w:leader="dot" w:pos="9072"/>
+              </w:tabs>
+              <w:jc w:val="both"/>
+              <w:rPr>
+                <w:sz w:val="28"/>
+                <w:szCs w:val="28"/>
+              </w:rPr>
+            </w:pPr>
+            <w:r>
+              <w:rPr>
+                <w:sz w:val="28"/>
+                <w:szCs w:val="28"/>
+              </w:rPr>
+              <w:t>4690</w:t>
+            </w:r>
+          </w:p>
+        </w:tc>
+        <w:tc>
+          <w:tcPr>
+            <w:tcW w:w="1672" w:type="dxa"/>
+            <w:tcBorders>
+              <w:top w:val="single" w:sz="4" w:space="0" w:color="000000"/>
+              <w:left w:val="single" w:sz="4" w:space="0" w:color="000000"/>
+              <w:bottom w:val="single" w:sz="4" w:space="0" w:color="000000"/>
+              <w:right w:val="single" w:sz="4" w:space="0" w:color="000000"/>
+            </w:tcBorders>
+          </w:tcPr>
+          <w:p>
+            <w:pPr>
+              <w:tabs>
+                <w:tab w:val="left" w:leader="dot" w:pos="9072"/>
+              </w:tabs>
+              <w:jc w:val="both"/>
+              <w:rPr>
+                <w:sz w:val="28"/>
+                <w:szCs w:val="28"/>
+              </w:rPr>
+            </w:pPr>
+          </w:p>
+        </w:tc>
+      </w:tr>
+      <w:tr>
+        <w:tc>
+          <w:tcPr>
+            <w:tcW w:w="817" w:type="dxa"/>
+            <w:tcBorders>
+              <w:top w:val="single" w:sz="4" w:space="0" w:color="000000"/>
+              <w:left w:val="single" w:sz="4" w:space="0" w:color="000000"/>
+              <w:bottom w:val="single" w:sz="4" w:space="0" w:color="000000"/>
+              <w:right w:val="single" w:sz="4" w:space="0" w:color="000000"/>
+            </w:tcBorders>
+          </w:tcPr>
+          <w:p>
+            <w:pPr>
+              <w:tabs>
+                <w:tab w:val="left" w:leader="dot" w:pos="9072"/>
+              </w:tabs>
+              <w:jc w:val="both"/>
+              <w:rPr>
+                <w:sz w:val="28"/>
+                <w:szCs w:val="28"/>
+              </w:rPr>
+            </w:pPr>
+            <w:r>
+              <w:rPr>
+                <w:sz w:val="28"/>
+                <w:szCs w:val="28"/>
+              </w:rPr>
+              <w:t>5</w:t>
+            </w:r>
+          </w:p>
+        </w:tc>
+        <w:tc>
+          <w:tcPr>
+            <w:tcW w:w="5982" w:type="dxa"/>
+            <w:tcBorders>
+              <w:top w:val="single" w:sz="4" w:space="0" w:color="000000"/>
+              <w:left w:val="single" w:sz="4" w:space="0" w:color="000000"/>
+              <w:bottom w:val="single" w:sz="4" w:space="0" w:color="000000"/>
+              <w:right w:val="single" w:sz="4" w:space="0" w:color="000000"/>
+            </w:tcBorders>
+          </w:tcPr>
+          <w:p>
+            <w:pPr>
+              <w:tabs>
+                <w:tab w:val="left" w:leader="dot" w:pos="9072"/>
+              </w:tabs>
+              <w:jc w:val="both"/>
+              <w:rPr>
+                <w:sz w:val="28"/>
+                <w:szCs w:val="28"/>
+              </w:rPr>
+            </w:pPr>
+            <w:r>
+              <w:rPr>
+                <w:sz w:val="28"/>
+                <w:szCs w:val="28"/>
+              </w:rPr>
+              <w:t>Sản xuất giường, tủ, bàn, ghế bằng gỗ</w:t>
+            </w:r>
+          </w:p>
+        </w:tc>
+        <w:tc>
+          <w:tcPr>
+            <w:tcW w:w="709" w:type="dxa"/>
+            <w:tcBorders>
+              <w:top w:val="single" w:sz="4" w:space="0" w:color="000000"/>
+              <w:left w:val="single" w:sz="4" w:space="0" w:color="000000"/>
+              <w:bottom w:val="single" w:sz="4" w:space="0" w:color="000000"/>
+              <w:right w:val="single" w:sz="4" w:space="0" w:color="000000"/>
+            </w:tcBorders>
+          </w:tcPr>
+          <w:p>
+            <w:pPr>
+              <w:tabs>
+                <w:tab w:val="left" w:leader="dot" w:pos="9072"/>
+              </w:tabs>
+              <w:jc w:val="both"/>
+              <w:rPr>
+                <w:sz w:val="28"/>
+                <w:szCs w:val="28"/>
+              </w:rPr>
+            </w:pPr>
+            <w:r>
+              <w:rPr>
+                <w:sz w:val="28"/>
+                <w:szCs w:val="28"/>
+              </w:rPr>
+              <w:t>3101</w:t>
+            </w:r>
+          </w:p>
+        </w:tc>
+        <w:tc>
+          <w:tcPr>
+            <w:tcW w:w="1672" w:type="dxa"/>
+            <w:tcBorders>
+              <w:top w:val="single" w:sz="4" w:space="0" w:color="000000"/>
+              <w:left w:val="single" w:sz="4" w:space="0" w:color="000000"/>
+              <w:bottom w:val="single" w:sz="4" w:space="0" w:color="000000"/>
+              <w:right w:val="single" w:sz="4" w:space="0" w:color="000000"/>
+            </w:tcBorders>
+          </w:tcPr>
+          <w:p>
+            <w:pPr>
+              <w:tabs>
+                <w:tab w:val="left" w:leader="dot" w:pos="9072"/>
+              </w:tabs>
+              <w:jc w:val="both"/>
+              <w:rPr>
+                <w:sz w:val="28"/>
+                <w:szCs w:val="28"/>
+              </w:rPr>
+            </w:pPr>
+          </w:p>
+        </w:tc>
+      </w:tr>
+      <w:tr>
+        <w:tc>
+          <w:tcPr>
+            <w:tcW w:w="817" w:type="dxa"/>
+            <w:tcBorders>
+              <w:top w:val="single" w:sz="4" w:space="0" w:color="000000"/>
+              <w:left w:val="single" w:sz="4" w:space="0" w:color="000000"/>
+              <w:bottom w:val="single" w:sz="4" w:space="0" w:color="000000"/>
+              <w:right w:val="single" w:sz="4" w:space="0" w:color="000000"/>
+            </w:tcBorders>
+          </w:tcPr>
+          <w:p>
+            <w:pPr>
+              <w:tabs>
+                <w:tab w:val="left" w:leader="dot" w:pos="9072"/>
+              </w:tabs>
+              <w:jc w:val="both"/>
+              <w:rPr>
+                <w:sz w:val="28"/>
+                <w:szCs w:val="28"/>
+              </w:rPr>
+            </w:pPr>
+            <w:r>
+              <w:rPr>
+                <w:sz w:val="28"/>
+                <w:szCs w:val="28"/>
+              </w:rPr>
+              <w:t>6</w:t>
+            </w:r>
+          </w:p>
+        </w:tc>
+        <w:tc>
+          <w:tcPr>
+            <w:tcW w:w="5982" w:type="dxa"/>
+            <w:tcBorders>
+              <w:top w:val="single" w:sz="4" w:space="0" w:color="000000"/>
+              <w:left w:val="single" w:sz="4" w:space="0" w:color="000000"/>
+              <w:bottom w:val="single" w:sz="4" w:space="0" w:color="000000"/>
+              <w:right w:val="single" w:sz="4" w:space="0" w:color="000000"/>
+            </w:tcBorders>
+          </w:tcPr>
+          <w:p>
+            <w:pPr>
+              <w:tabs>
+                <w:tab w:val="left" w:leader="dot" w:pos="9072"/>
+              </w:tabs>
+              <w:jc w:val="both"/>
+              <w:rPr>
+                <w:sz w:val="28"/>
+                <w:szCs w:val="28"/>
+              </w:rPr>
+            </w:pPr>
+            <w:r>
+              <w:rPr>
+                <w:sz w:val="28"/>
+                <w:szCs w:val="28"/>
+              </w:rPr>
+              <w:t>Bán buôn đồ dùng khác cho gia đình</w:t>
+            </w:r>
+          </w:p>
+        </w:tc>
+        <w:tc>
+          <w:tcPr>
+            <w:tcW w:w="709" w:type="dxa"/>
+            <w:tcBorders>
+              <w:top w:val="single" w:sz="4" w:space="0" w:color="000000"/>
+              <w:left w:val="single" w:sz="4" w:space="0" w:color="000000"/>
+              <w:bottom w:val="single" w:sz="4" w:space="0" w:color="000000"/>
+              <w:right w:val="single" w:sz="4" w:space="0" w:color="000000"/>
+            </w:tcBorders>
+          </w:tcPr>
+          <w:p>
+            <w:pPr>
+              <w:tabs>
+                <w:tab w:val="left" w:leader="dot" w:pos="9072"/>
+              </w:tabs>
+              <w:jc w:val="both"/>
+              <w:rPr>
+                <w:sz w:val="28"/>
+                <w:szCs w:val="28"/>
+              </w:rPr>
+            </w:pPr>
+            <w:r>
+              <w:rPr>
+                <w:sz w:val="28"/>
+                <w:szCs w:val="28"/>
+              </w:rPr>
+              <w:t>4649</w:t>
+            </w:r>
+          </w:p>
+        </w:tc>
+        <w:tc>
+          <w:tcPr>
+            <w:tcW w:w="1672" w:type="dxa"/>
+            <w:tcBorders>
+              <w:top w:val="single" w:sz="4" w:space="0" w:color="000000"/>
+              <w:left w:val="single" w:sz="4" w:space="0" w:color="000000"/>
+              <w:bottom w:val="single" w:sz="4" w:space="0" w:color="000000"/>
+              <w:right w:val="single" w:sz="4" w:space="0" w:color="000000"/>
+            </w:tcBorders>
+          </w:tcPr>
+          <w:p>
+            <w:pPr>
+              <w:tabs>
+                <w:tab w:val="left" w:leader="dot" w:pos="9072"/>
+              </w:tabs>
+              <w:jc w:val="both"/>
+              <w:rPr>
+                <w:sz w:val="28"/>
+                <w:szCs w:val="28"/>
+              </w:rPr>
+            </w:pPr>
+          </w:p>
+        </w:tc>
+      </w:tr>
+      <w:tr>
+        <w:tc>
+          <w:tcPr>
+            <w:tcW w:w="817" w:type="dxa"/>
+            <w:tcBorders>
+              <w:top w:val="single" w:sz="4" w:space="0" w:color="000000"/>
+              <w:left w:val="single" w:sz="4" w:space="0" w:color="000000"/>
+              <w:bottom w:val="single" w:sz="4" w:space="0" w:color="000000"/>
+              <w:right w:val="single" w:sz="4" w:space="0" w:color="000000"/>
+            </w:tcBorders>
+          </w:tcPr>
+          <w:p>
+            <w:pPr>
+              <w:tabs>
+                <w:tab w:val="left" w:leader="dot" w:pos="9072"/>
+              </w:tabs>
+              <w:jc w:val="both"/>
+              <w:rPr>
+                <w:sz w:val="28"/>
+                <w:szCs w:val="28"/>
+              </w:rPr>
+            </w:pPr>
+            <w:r>
+              <w:rPr>
+                <w:sz w:val="28"/>
+                <w:szCs w:val="28"/>
+              </w:rPr>
+              <w:t>7</w:t>
+            </w:r>
+          </w:p>
+        </w:tc>
+        <w:tc>
+          <w:tcPr>
+            <w:tcW w:w="5982" w:type="dxa"/>
+            <w:tcBorders>
+              <w:top w:val="single" w:sz="4" w:space="0" w:color="000000"/>
+              <w:left w:val="single" w:sz="4" w:space="0" w:color="000000"/>
+              <w:bottom w:val="single" w:sz="4" w:space="0" w:color="000000"/>
+              <w:right w:val="single" w:sz="4" w:space="0" w:color="000000"/>
+            </w:tcBorders>
+          </w:tcPr>
+          <w:p>
+            <w:pPr>
+              <w:tabs>
+                <w:tab w:val="left" w:leader="dot" w:pos="9072"/>
+              </w:tabs>
+              <w:jc w:val="both"/>
+              <w:rPr>
+                <w:sz w:val="28"/>
+                <w:szCs w:val="28"/>
+              </w:rPr>
+            </w:pPr>
+            <w:r>
+              <w:rPr>
+                <w:sz w:val="28"/>
+                <w:szCs w:val="28"/>
+              </w:rPr>
+              <w:t>Bán buôn chuyên doanh khác chưa được phân vào đâu</w:t>
+            </w:r>
+          </w:p>
+          <w:p>
+            <w:pPr>
+              <w:tabs>
+                <w:tab w:val="left" w:leader="dot" w:pos="9072"/>
+              </w:tabs>
+              <w:jc w:val="both"/>
+              <w:rPr>
+                <w:sz w:val="28"/>
+                <w:szCs w:val="28"/>
+              </w:rPr>
+            </w:pPr>
+            <w:r>
+              <w:rPr>
+                <w:sz w:val="28"/>
+                <w:szCs w:val="28"/>
+              </w:rPr>
+              <w:t>Chi tiết: Bán buôn nguyên phụ liệu, vật liệu nội thất.</w:t>
+            </w:r>
+          </w:p>
+        </w:tc>
+        <w:tc>
+          <w:tcPr>
+            <w:tcW w:w="709" w:type="dxa"/>
+            <w:tcBorders>
+              <w:top w:val="single" w:sz="4" w:space="0" w:color="000000"/>
+              <w:left w:val="single" w:sz="4" w:space="0" w:color="000000"/>
+              <w:bottom w:val="single" w:sz="4" w:space="0" w:color="000000"/>
+              <w:right w:val="single" w:sz="4" w:space="0" w:color="000000"/>
+            </w:tcBorders>
+          </w:tcPr>
+          <w:p>
+            <w:pPr>
+              <w:tabs>
+                <w:tab w:val="left" w:leader="dot" w:pos="9072"/>
+              </w:tabs>
+              <w:jc w:val="both"/>
+              <w:rPr>
+                <w:sz w:val="28"/>
+                <w:szCs w:val="28"/>
+              </w:rPr>
+            </w:pPr>
+            <w:r>
+              <w:rPr>
+                <w:sz w:val="28"/>
+                <w:szCs w:val="28"/>
+              </w:rPr>
+              <w:t>4679</w:t>
+            </w:r>
+          </w:p>
+        </w:tc>
+        <w:tc>
+          <w:tcPr>
+            <w:tcW w:w="1672" w:type="dxa"/>
+            <w:tcBorders>
+              <w:top w:val="single" w:sz="4" w:space="0" w:color="000000"/>
+              <w:left w:val="single" w:sz="4" w:space="0" w:color="000000"/>
+              <w:bottom w:val="single" w:sz="4" w:space="0" w:color="000000"/>
+              <w:right w:val="single" w:sz="4" w:space="0" w:color="000000"/>
+            </w:tcBorders>
+          </w:tcPr>
+          <w:p>
+            <w:pPr>
+              <w:tabs>
+                <w:tab w:val="left" w:leader="dot" w:pos="9072"/>
+              </w:tabs>
+              <w:jc w:val="both"/>
+              <w:rPr>
+                <w:sz w:val="28"/>
+                <w:szCs w:val="28"/>
+              </w:rPr>
+            </w:pPr>
+          </w:p>
+        </w:tc>
+      </w:tr>
+      <w:tr>
+        <w:tc>
+          <w:tcPr>
+            <w:tcW w:w="817" w:type="dxa"/>
+            <w:tcBorders>
+              <w:top w:val="single" w:sz="4" w:space="0" w:color="000000"/>
+              <w:left w:val="single" w:sz="4" w:space="0" w:color="000000"/>
+              <w:bottom w:val="single" w:sz="4" w:space="0" w:color="000000"/>
+              <w:right w:val="single" w:sz="4" w:space="0" w:color="000000"/>
+            </w:tcBorders>
+          </w:tcPr>
+          <w:p>
+            <w:pPr>
+              <w:tabs>
+                <w:tab w:val="left" w:leader="dot" w:pos="9072"/>
+              </w:tabs>
+              <w:jc w:val="both"/>
+              <w:rPr>
+                <w:sz w:val="28"/>
+                <w:szCs w:val="28"/>
+              </w:rPr>
+            </w:pPr>
+            <w:r>
+              <w:rPr>
+                <w:sz w:val="28"/>
+                <w:szCs w:val="28"/>
+              </w:rPr>
+              <w:t>8</w:t>
+            </w:r>
+          </w:p>
+        </w:tc>
+        <w:tc>
+          <w:tcPr>
+            <w:tcW w:w="5982" w:type="dxa"/>
+            <w:tcBorders>
+              <w:top w:val="single" w:sz="4" w:space="0" w:color="000000"/>
+              <w:left w:val="single" w:sz="4" w:space="0" w:color="000000"/>
+              <w:bottom w:val="single" w:sz="4" w:space="0" w:color="000000"/>
+              <w:right w:val="single" w:sz="4" w:space="0" w:color="000000"/>
+            </w:tcBorders>
+          </w:tcPr>
+          <w:p>
+            <w:pPr>
+              <w:tabs>
+                <w:tab w:val="left" w:leader="dot" w:pos="9072"/>
+              </w:tabs>
+              <w:jc w:val="both"/>
+              <w:rPr>
+                <w:sz w:val="28"/>
+                <w:szCs w:val="28"/>
+              </w:rPr>
+            </w:pPr>
+            <w:r>
+              <w:rPr>
+                <w:sz w:val="28"/>
+                <w:szCs w:val="28"/>
+              </w:rPr>
+              <w:t>Bán buôn vật liệu, thiết bị lắp đặt khác trong xây dựng</w:t>
+            </w:r>
+          </w:p>
+          <w:p>
+            <w:pPr>
+              <w:tabs>
+                <w:tab w:val="left" w:leader="dot" w:pos="9072"/>
+              </w:tabs>
+              <w:jc w:val="both"/>
+              <w:rPr>
+                <w:sz w:val="28"/>
+                <w:szCs w:val="28"/>
+              </w:rPr>
+            </w:pPr>
+            <w:r>
+              <w:rPr>
+                <w:sz w:val="28"/>
+                <w:szCs w:val="28"/>
+              </w:rPr>
+              <w:t>Chi tiết: Bán buôn gỗ, ván, MDF.</w:t>
+            </w:r>
+          </w:p>
+        </w:tc>
+        <w:tc>
+          <w:tcPr>
+            <w:tcW w:w="709" w:type="dxa"/>
+            <w:tcBorders>
+              <w:top w:val="single" w:sz="4" w:space="0" w:color="000000"/>
+              <w:left w:val="single" w:sz="4" w:space="0" w:color="000000"/>
+              <w:bottom w:val="single" w:sz="4" w:space="0" w:color="000000"/>
+              <w:right w:val="single" w:sz="4" w:space="0" w:color="000000"/>
+            </w:tcBorders>
+          </w:tcPr>
+          <w:p>
+            <w:pPr>
+              <w:tabs>
+                <w:tab w:val="left" w:leader="dot" w:pos="9072"/>
+              </w:tabs>
+              <w:jc w:val="both"/>
+              <w:rPr>
+                <w:sz w:val="28"/>
+                <w:szCs w:val="28"/>
+              </w:rPr>
+            </w:pPr>
+            <w:r>
+              <w:rPr>
+                <w:sz w:val="28"/>
+                <w:szCs w:val="28"/>
+              </w:rPr>
+              <w:t>4673</w:t>
+            </w:r>
+          </w:p>
+        </w:tc>
+        <w:tc>
+          <w:tcPr>
+            <w:tcW w:w="1672" w:type="dxa"/>
+            <w:tcBorders>
+              <w:top w:val="single" w:sz="4" w:space="0" w:color="000000"/>
+              <w:left w:val="single" w:sz="4" w:space="0" w:color="000000"/>
+              <w:bottom w:val="single" w:sz="4" w:space="0" w:color="000000"/>
+              <w:right w:val="single" w:sz="4" w:space="0" w:color="000000"/>
+            </w:tcBorders>
+          </w:tcPr>
+          <w:p>
+            <w:pPr>
+              <w:tabs>
+                <w:tab w:val="left" w:leader="dot" w:pos="9072"/>
+              </w:tabs>
+              <w:jc w:val="both"/>
+              <w:rPr>
+                <w:sz w:val="28"/>
+                <w:szCs w:val="28"/>
+              </w:rPr>
+            </w:pPr>
+          </w:p>
+        </w:tc>
+      </w:tr>
+    </w:tbl>
+    <w:p>
+      <w:pPr>
+        <w:tabs>
+          <w:tab w:val="left" w:leader="dot" w:pos="8789"/>
+        </w:tabs>
+        <w:spacing w:before="120"/>
+        <w:ind w:firstLine="567"/>
+        <w:jc w:val="both"/>
+        <w:rPr>
+          <w:sz w:val="28"/>
+          <w:szCs w:val="28"/>
+        </w:rPr>
+      </w:pPr>
+      <w:r>
+        <w:rPr>
+          <w:sz w:val="28"/>
+          <w:szCs w:val="28"/>
+        </w:rPr>
+        <w:t>Nội dung hoạt động sau khi thay đổi (</w:t>
+      </w:r>
+      <w:r>
+        <w:rPr>
+          <w:i/>
+          <w:sz w:val="28"/>
+          <w:szCs w:val="28"/>
+        </w:rPr>
+        <w:t>chỉ kê khai đối với văn phòng đại diện</w:t>
+      </w:r>
+      <w:r>
+        <w:rPr>
+          <w:sz w:val="28"/>
+          <w:szCs w:val="28"/>
+        </w:rPr>
+        <w:t xml:space="preserve">): </w:t>
+      </w:r>
+      <w:r>
+        <w:rPr>
+          <w:sz w:val="28"/>
+          <w:szCs w:val="28"/>
+        </w:rPr>
+        <w:tab/>
+      </w:r>
+    </w:p>
+    <w:p>
+      <w:pPr>
+        <w:ind w:firstLine="709"/>
+        <w:jc w:val="both"/>
+        <w:rPr>
+          <w:rFonts w:eastAsia="Times New Roman"/>
+          <w:sz w:val="28"/>
+          <w:szCs w:val="28"/>
+          <w:lang w:val="vi-VN"/>
+        </w:rPr>
+      </w:pPr>
+    </w:p>
+    <w:p>
+      <w:pPr>
+        <w:ind w:firstLine="709"/>
+        <w:jc w:val="both"/>
+        <w:rPr>
+          <w:rFonts w:eastAsia="Times New Roman"/>
+          <w:sz w:val="28"/>
+          <w:szCs w:val="28"/>
+          <w:lang w:val="vi-VN"/>
+        </w:rPr>
+      </w:pPr>
+    </w:p>
+    <w:p>
+      <w:pPr>
+        <w:ind w:firstLine="709"/>
+        <w:jc w:val="both"/>
+        <w:rPr>
+          <w:rFonts w:eastAsia="Times New Roman"/>
+          <w:sz w:val="28"/>
+          <w:szCs w:val="28"/>
+          <w:lang w:val="vi-VN"/>
+        </w:rPr>
+      </w:pPr>
+    </w:p>
+    <w:p>
+      <w:pPr>
+        <w:ind w:firstLine="709"/>
+        <w:jc w:val="both"/>
+        <w:rPr>
+          <w:rFonts w:eastAsia="Times New Roman"/>
+          <w:sz w:val="28"/>
+          <w:szCs w:val="28"/>
+          <w:lang w:val="vi-VN"/>
+        </w:rPr>
+      </w:pPr>
+    </w:p>
+    <w:p>
+      <w:pPr>
+        <w:ind w:firstLine="709"/>
+        <w:jc w:val="both"/>
+        <w:rPr>
+          <w:rFonts w:eastAsia="Times New Roman"/>
+          <w:sz w:val="28"/>
+          <w:szCs w:val="28"/>
+          <w:lang w:val="vi-VN"/>
+        </w:rPr>
+      </w:pPr>
+    </w:p>
+    <w:p>
+      <w:pPr>
+        <w:ind w:firstLine="709"/>
+        <w:jc w:val="both"/>
+        <w:rPr>
+          <w:rFonts w:eastAsia="Times New Roman"/>
+          <w:sz w:val="28"/>
+          <w:szCs w:val="28"/>
+          <w:lang w:val="vi-VN"/>
+        </w:rPr>
+      </w:pPr>
+    </w:p>
+    <w:p>
+      <w:pPr>
+        <w:ind w:firstLine="709"/>
+        <w:jc w:val="both"/>
+        <w:rPr>
+          <w:rFonts w:eastAsia="Times New Roman"/>
+          <w:sz w:val="28"/>
+          <w:szCs w:val="28"/>
+          <w:lang w:val="vi-VN"/>
+        </w:rPr>
+      </w:pPr>
+      <w:bookmarkStart w:id="0" w:name="_GoBack"/>
+      <w:bookmarkEnd w:id="0"/>
+    </w:p>
+    <w:p>
+      <w:pPr>
+        <w:tabs>
+          <w:tab w:val="left" w:leader="dot" w:pos="9072"/>
+        </w:tabs>
+        <w:spacing w:before="120"/>
+        <w:ind w:firstLine="567"/>
+        <w:jc w:val="both"/>
+        <w:rPr>
+          <w:bCs/>
+          <w:sz w:val="28"/>
+          <w:szCs w:val="28"/>
         </w:rPr>
       </w:pPr>
       <w:r>
@@ -911,7 +2296,7 @@
           <w:rStyle w:val="FootnoteReference"/>
           <w:bCs/>
         </w:rPr>
-        <w:footnoteReference w:id="1"/>
+        <w:footnoteReference w:id="2"/>
       </w:r>
     </w:p>
     <w:p>
@@ -1627,6 +3012,38 @@
     </w:p>
     <w:p>
       <w:pPr>
+        <w:rPr>
+          <w:sz w:val="28"/>
+          <w:szCs w:val="28"/>
+        </w:rPr>
+      </w:pPr>
+      <w:r>
+        <w:rPr>
+          <w:sz w:val="28"/>
+          <w:szCs w:val="28"/>
+        </w:rPr>
+        <w:t>Cập nhật địa chỉ do sáp nhập tỉnh thành: 138, Đường Uyên Hưng 24, Khu phố 6</w:t>
+      </w:r>
+      <w:r>
+        <w:rPr>
+          <w:sz w:val="28"/>
+          <w:szCs w:val="28"/>
+        </w:rPr>
+        <w:t>,</w:t>
+      </w:r>
+      <w:r>
+        <w:t xml:space="preserve"> </w:t>
+      </w:r>
+      <w:r>
+        <w:rPr>
+          <w:sz w:val="28"/>
+          <w:szCs w:val="28"/>
+        </w:rPr>
+        <w:t>Phường Tân Uyên, Thành phố Hồ Chí Minh, Việt Nam</w:t>
+      </w:r>
+    </w:p>
+    <w:p>
+      <w:pPr>
         <w:pStyle w:val="Heading1"/>
         <w:rPr>
           <w:rFonts w:ascii="Times New Roman" w:hAnsi="Times New Roman" w:cs="Times New Roman"/>
@@ -2061,7 +3478,7 @@
                 <w:szCs w:val="26"/>
                 <w:vertAlign w:val="superscript"/>
               </w:rPr>
-              <w:footnoteReference w:id="2"/>
+              <w:footnoteReference w:id="3"/>
             </w:r>
           </w:p>
           <w:p>
@@ -2270,11 +3687,47 @@
         <w:rPr>
           <w:spacing w:val="-10"/>
         </w:rPr>
-        <w:t xml:space="preserve"> Dùng trong trường hợp thay đổi từ người đứng đầu này sang người đứng đầu khác. Trường hợp thay đổi thông tin của người đứng đầu hiện có mà không thay đổi người đứng đầu thì thực hiện bổ sung, cập nhật thông tin tại Mục B của Mẫu này.</w:t>
+        <w:t xml:space="preserve"> Việc ghi ngành, nghề kinh doanh của chi nhánh, địa điểm kinh doanh của doanh nghiệp thực hiện theo quy định tại các khoản 1, 2, 3, 4, 5, 6 và 7 Điều 7 </w:t>
+      </w:r>
+      <w:r>
+        <w:rPr>
+          <w:spacing w:val="-10"/>
+        </w:rPr>
+        <w:t>Nghị định số 168/2025/NĐ-CP</w:t>
+      </w:r>
+      <w:r>
+        <w:rPr>
+          <w:spacing w:val="-10"/>
+        </w:rPr>
+        <w:t>.</w:t>
       </w:r>
     </w:p>
   </w:footnote>
   <w:footnote w:id="2">
+    <w:p>
+      <w:pPr>
+        <w:pStyle w:val="FootnoteText"/>
+        <w:jc w:val="both"/>
+        <w:rPr>
+          <w:spacing w:val="-10"/>
+        </w:rPr>
+      </w:pPr>
+      <w:r>
+        <w:rPr>
+          <w:rStyle w:val="FootnoteReference"/>
+          <w:spacing w:val="-10"/>
+        </w:rPr>
+        <w:footnoteRef/>
+      </w:r>
+      <w:r>
+        <w:rPr>
+          <w:spacing w:val="-10"/>
+        </w:rPr>
+        <w:t xml:space="preserve"> Dùng trong trường hợp thay đổi từ người đứng đầu này sang người đứng đầu khác. Trường hợp thay đổi thông tin của người đứng đầu hiện có mà không thay đổi người đứng đầu thì thực hiện bổ sung, cập nhật thông tin tại Mục B của Mẫu này.</w:t>
+      </w:r>
+    </w:p>
+  </w:footnote>
+  <w:footnote w:id="3">
     <w:p>
       <w:pPr>
         <w:pStyle w:val="FootnoteText"/>
@@ -2351,7 +3804,7 @@
       <w:rPr>
         <w:noProof/>
       </w:rPr>
-      <w:t>4</w:t>
+      <w:t>2</w:t>
     </w:r>
     <w:r>
       <w:rPr>
@@ -3126,7 +4579,6 @@
   <w:style w:type="character" w:default="1" w:styleId="DefaultParagraphFont">
     <w:name w:val="Default Paragraph Font"/>
     <w:uiPriority w:val="1"/>
-    <w:semiHidden/>
     <w:unhideWhenUsed/>
   </w:style>
   <w:style w:type="table" w:default="1" w:styleId="TableNormal">

--- a/CÔNG TY TNHH SẢN XUẤT LI XING/ThayDoiDiaDiemKD/DiaDiemKinhDoanh_MauSo19.docx
+++ b/CÔNG TY TNHH SẢN XUẤT LI XING/ThayDoiDiaDiemKD/DiaDiemKinhDoanh_MauSo19.docx
@@ -182,7 +182,7 @@
                     </wp:anchor>
                   </w:drawing>
                 </mc:Choice>
-                <mc:Fallback xmlns:w16sdtfl="http://schemas.microsoft.com/office/word/2024/wordml/sdtformatlock" xmlns:w16sdtdh="http://schemas.microsoft.com/office/word/2020/wordml/sdtdatahash" xmlns:w16du="http://schemas.microsoft.com/office/word/2023/wordml/word16du" xmlns:w16="http://schemas.microsoft.com/office/word/2018/wordml" xmlns:w16cid="http://schemas.microsoft.com/office/word/2016/wordml/cid" xmlns:w16cex="http://schemas.microsoft.com/office/word/2018/wordml/cex" xmlns:oel="http://schemas.microsoft.com/office/2019/extlst" xmlns:am3d="http://schemas.microsoft.com/office/drawing/2017/model3d" xmlns:aink="http://schemas.microsoft.com/office/drawing/2016/ink" xmlns:cx8="http://schemas.microsoft.com/office/drawing/2016/5/14/chartex" xmlns:cx7="http://schemas.microsoft.com/office/drawing/2016/5/13/chartex" xmlns:cx6="http://schemas.microsoft.com/office/drawing/2016/5/12/chartex" xmlns:cx5="http://schemas.microsoft.com/office/drawing/2016/5/11/chartex" xmlns:cx4="http://schemas.microsoft.com/office/drawing/2016/5/10/chartex" xmlns:cx3="http://schemas.microsoft.com/office/drawing/2016/5/9/chartex" xmlns:cx2="http://schemas.microsoft.com/office/drawing/2015/10/21/chartex">
+                <mc:Fallback xmlns:cx2="http://schemas.microsoft.com/office/drawing/2015/10/21/chartex" xmlns:cx3="http://schemas.microsoft.com/office/drawing/2016/5/9/chartex" xmlns:cx4="http://schemas.microsoft.com/office/drawing/2016/5/10/chartex" xmlns:cx5="http://schemas.microsoft.com/office/drawing/2016/5/11/chartex" xmlns:cx6="http://schemas.microsoft.com/office/drawing/2016/5/12/chartex" xmlns:cx7="http://schemas.microsoft.com/office/drawing/2016/5/13/chartex" xmlns:cx8="http://schemas.microsoft.com/office/drawing/2016/5/14/chartex" xmlns:aink="http://schemas.microsoft.com/office/drawing/2016/ink" xmlns:am3d="http://schemas.microsoft.com/office/drawing/2017/model3d" xmlns:oel="http://schemas.microsoft.com/office/2019/extlst" xmlns:w16cex="http://schemas.microsoft.com/office/word/2018/wordml/cex" xmlns:w16cid="http://schemas.microsoft.com/office/word/2016/wordml/cid" xmlns:w16="http://schemas.microsoft.com/office/word/2018/wordml" xmlns:w16du="http://schemas.microsoft.com/office/word/2023/wordml/word16du" xmlns:w16sdtdh="http://schemas.microsoft.com/office/word/2020/wordml/sdtdatahash" xmlns:w16sdtfl="http://schemas.microsoft.com/office/word/2024/wordml/sdtformatlock">
                   <w:pict>
                     <v:line w14:anchorId="1C8DBCDC" id="Line 159" o:spid="_x0000_s1026" style="position:absolute;z-index:251669504;visibility:visible;mso-wrap-style:square;mso-width-percent:0;mso-height-percent:0;mso-wrap-distance-left:9pt;mso-wrap-distance-top:-3e-5mm;mso-wrap-distance-right:9pt;mso-wrap-distance-bottom:-3e-5mm;mso-position-horizontal:center;mso-position-horizontal-relative:margin;mso-position-vertical:absolute;mso-position-vertical-relative:text;mso-width-percent:0;mso-height-percent:0;mso-width-relative:page;mso-height-relative:page" from="0,15.5pt" to="158.75pt,15.5pt" o:gfxdata="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">
                       <w10:wrap anchorx="margin"/>
@@ -266,7 +266,43 @@
                 <w:sz w:val="26"/>
                 <w:szCs w:val="26"/>
               </w:rPr>
-              <w:t xml:space="preserve">, ngày…… tháng…… năm </w:t>
+              <w:t>, ngày</w:t>
+            </w:r>
+            <w:r>
+              <w:rPr>
+                <w:rFonts w:eastAsia="Times New Roman"/>
+                <w:i/>
+                <w:sz w:val="26"/>
+                <w:szCs w:val="26"/>
+              </w:rPr>
+              <w:t xml:space="preserve"> 25</w:t>
+            </w:r>
+            <w:r>
+              <w:rPr>
+                <w:rFonts w:eastAsia="Times New Roman"/>
+                <w:i/>
+                <w:sz w:val="26"/>
+                <w:szCs w:val="26"/>
+              </w:rPr>
+              <w:t xml:space="preserve"> tháng</w:t>
+            </w:r>
+            <w:r>
+              <w:rPr>
+                <w:rFonts w:eastAsia="Times New Roman"/>
+                <w:i/>
+                <w:sz w:val="26"/>
+                <w:szCs w:val="26"/>
+              </w:rPr>
+              <w:t xml:space="preserve"> 3</w:t>
+            </w:r>
+            <w:r>
+              <w:rPr>
+                <w:rFonts w:eastAsia="Times New Roman"/>
+                <w:i/>
+                <w:sz w:val="26"/>
+                <w:szCs w:val="26"/>
+              </w:rPr>
+              <w:t xml:space="preserve"> năm </w:t>
             </w:r>
             <w:r>
               <w:rPr>
@@ -355,7 +391,7 @@
               </wp:anchor>
             </w:drawing>
           </mc:Choice>
-          <mc:Fallback xmlns:w16sdtfl="http://schemas.microsoft.com/office/word/2024/wordml/sdtformatlock" xmlns:w16sdtdh="http://schemas.microsoft.com/office/word/2020/wordml/sdtdatahash" xmlns:w16du="http://schemas.microsoft.com/office/word/2023/wordml/word16du" xmlns:w16="http://schemas.microsoft.com/office/word/2018/wordml" xmlns:w16cid="http://schemas.microsoft.com/office/word/2016/wordml/cid" xmlns:w16cex="http://schemas.microsoft.com/office/word/2018/wordml/cex" xmlns:oel="http://schemas.microsoft.com/office/2019/extlst" xmlns:am3d="http://schemas.microsoft.com/office/drawing/2017/model3d" xmlns:aink="http://schemas.microsoft.com/office/drawing/2016/ink" xmlns:cx8="http://schemas.microsoft.com/office/drawing/2016/5/14/chartex" xmlns:cx7="http://schemas.microsoft.com/office/drawing/2016/5/13/chartex" xmlns:cx6="http://schemas.microsoft.com/office/drawing/2016/5/12/chartex" xmlns:cx5="http://schemas.microsoft.com/office/drawing/2016/5/11/chartex" xmlns:cx4="http://schemas.microsoft.com/office/drawing/2016/5/10/chartex" xmlns:cx3="http://schemas.microsoft.com/office/drawing/2016/5/9/chartex" xmlns:cx2="http://schemas.microsoft.com/office/drawing/2015/10/21/chartex">
+          <mc:Fallback xmlns:cx2="http://schemas.microsoft.com/office/drawing/2015/10/21/chartex" xmlns:cx3="http://schemas.microsoft.com/office/drawing/2016/5/9/chartex" xmlns:cx4="http://schemas.microsoft.com/office/drawing/2016/5/10/chartex" xmlns:cx5="http://schemas.microsoft.com/office/drawing/2016/5/11/chartex" xmlns:cx6="http://schemas.microsoft.com/office/drawing/2016/5/12/chartex" xmlns:cx7="http://schemas.microsoft.com/office/drawing/2016/5/13/chartex" xmlns:cx8="http://schemas.microsoft.com/office/drawing/2016/5/14/chartex" xmlns:aink="http://schemas.microsoft.com/office/drawing/2016/ink" xmlns:am3d="http://schemas.microsoft.com/office/drawing/2017/model3d" xmlns:oel="http://schemas.microsoft.com/office/2019/extlst" xmlns:w16cex="http://schemas.microsoft.com/office/word/2018/wordml/cex" xmlns:w16cid="http://schemas.microsoft.com/office/word/2016/wordml/cid" xmlns:w16="http://schemas.microsoft.com/office/word/2018/wordml" xmlns:w16du="http://schemas.microsoft.com/office/word/2023/wordml/word16du" xmlns:w16sdtdh="http://schemas.microsoft.com/office/word/2020/wordml/sdtdatahash" xmlns:w16sdtfl="http://schemas.microsoft.com/office/word/2024/wordml/sdtformatlock">
             <w:pict>
               <v:line w14:anchorId="5E9584DA" id="Straight Connector 1" o:spid="_x0000_s1026" style="position:absolute;z-index:251670528;visibility:visible;mso-wrap-style:square;mso-width-percent:0;mso-wrap-distance-left:9pt;mso-wrap-distance-top:0;mso-wrap-distance-right:9pt;mso-wrap-distance-bottom:0;mso-position-horizontal:center;mso-position-horizontal-relative:margin;mso-position-vertical:absolute;mso-position-vertical-relative:text;mso-width-percent:0;mso-width-relative:margin" from="0,66.4pt" to="111.65pt,66.4pt" o:gfxdata="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" strokecolor="black [3200]" strokeweight=".5pt">
                 <v:stroke joinstyle="miter"/>
@@ -2265,8 +2301,6 @@
           <w:lang w:val="vi-VN"/>
         </w:rPr>
       </w:pPr>
-      <w:bookmarkStart w:id="0" w:name="_GoBack"/>
-      <w:bookmarkEnd w:id="0"/>
     </w:p>
     <w:p>
       <w:pPr>
@@ -2288,7 +2322,6 @@
           <w:sz w:val="28"/>
           <w:szCs w:val="28"/>
         </w:rPr>
-        <w:lastRenderedPageBreak/>
         <w:t>ĐĂNG KÝ THAY ĐỔI NGƯỜI ĐỨNG ĐẦU CHI NHÁNH/VĂN PHÒNG ĐẠI DIỆN/ĐỊA ĐIỂM KINH DOANH</w:t>
       </w:r>
       <w:r>
@@ -2744,7 +2777,7 @@
         <w:tblLook w:val="04A0" w:firstRow="1" w:lastRow="0" w:firstColumn="1" w:lastColumn="0" w:noHBand="0" w:noVBand="1"/>
       </w:tblPr>
       <w:tblGrid>
-        <w:gridCol w:w="9062"/>
+        <w:gridCol w:w="9288"/>
       </w:tblGrid>
       <w:tr>
         <w:tc>
@@ -2916,6 +2949,7 @@
                 <w:sz w:val="28"/>
                 <w:szCs w:val="28"/>
               </w:rPr>
+              <w:lastRenderedPageBreak/>
               <w:t>Tỉnh/Thành phố trực thuộc trung ương: ………………………………</w:t>
             </w:r>
           </w:p>
@@ -2963,6 +2997,7 @@
           <w:szCs w:val="28"/>
           <w:lang w:val="fr-FR"/>
         </w:rPr>
+        <w:lastRenderedPageBreak/>
         <w:br w:type="page"/>
       </w:r>
     </w:p>
@@ -3580,49 +3615,13 @@
         <w:rPr>
           <w:lang w:val="nl-NL"/>
         </w:rPr>
-        <w:sectPr>
-          <w:headerReference w:type="default" r:id="rId7"/>
-          <w:headerReference w:type="first" r:id="rId8"/>
-          <w:footnotePr>
-            <w:numRestart w:val="eachSect"/>
-          </w:footnotePr>
-          <w:pgSz w:w="11907" w:h="16840" w:code="9"/>
-          <w:pgMar w:top="426" w:right="1134" w:bottom="426" w:left="1701" w:header="454" w:footer="0" w:gutter="0"/>
-          <w:pgNumType w:start="1"/>
-          <w:cols w:space="720"/>
-          <w:titlePg/>
-          <w:docGrid w:linePitch="360"/>
-        </w:sectPr>
-      </w:pPr>
-    </w:p>
-    <w:p>
-      <w:pPr>
-        <w:rPr>
-          <w:lang w:val="nl-NL"/>
-        </w:rPr>
-        <w:sectPr>
-          <w:headerReference w:type="default" r:id="rId9"/>
-          <w:headerReference w:type="first" r:id="rId10"/>
-          <w:footnotePr>
-            <w:numRestart w:val="eachSect"/>
-          </w:footnotePr>
-          <w:pgSz w:w="11907" w:h="16840" w:code="9"/>
-          <w:pgMar w:top="1134" w:right="1134" w:bottom="1134" w:left="1701" w:header="454" w:footer="0" w:gutter="0"/>
-          <w:pgNumType w:start="1"/>
-          <w:cols w:space="720"/>
-          <w:titlePg/>
-          <w:docGrid w:linePitch="360"/>
-        </w:sectPr>
-      </w:pPr>
-    </w:p>
-    <w:p>
-      <w:pPr>
-        <w:rPr>
-          <w:lang w:val="nl-NL"/>
-        </w:rPr>
-      </w:pPr>
+      </w:pPr>
+      <w:bookmarkStart w:id="0" w:name="_GoBack"/>
+      <w:bookmarkEnd w:id="0"/>
     </w:p>
     <w:sectPr>
+      <w:headerReference w:type="default" r:id="rId7"/>
+      <w:headerReference w:type="first" r:id="rId8"/>
       <w:pgSz w:w="12240" w:h="15840"/>
       <w:pgMar w:top="1440" w:right="1440" w:bottom="1440" w:left="1440" w:header="720" w:footer="720" w:gutter="0"/>
       <w:cols w:space="720"/>
@@ -3804,7 +3803,7 @@
       <w:rPr>
         <w:noProof/>
       </w:rPr>
-      <w:t>2</w:t>
+      <w:t>6</w:t>
     </w:r>
     <w:r>
       <w:rPr>
@@ -3817,49 +3816,6 @@
 </file>
 
 <file path=word/header2.xml><?xml version="1.0" encoding="utf-8"?>
-<w:hdr xmlns:wpc="http://schemas.microsoft.com/office/word/2010/wordprocessingCanvas" xmlns:cx="http://schemas.microsoft.com/office/drawing/2014/chartex" xmlns:cx1="http://schemas.microsoft.com/office/drawing/2015/9/8/chartex" xmlns:mc="http://schemas.openxmlformats.org/markup-compatibility/2006" xmlns:o="urn:schemas-microsoft-com:office:office" xmlns:r="http://schemas.openxmlformats.org/officeDocument/2006/relationships" xmlns:m="http://schemas.openxmlformats.org/officeDocument/2006/math" xmlns:v="urn:schemas-microsoft-com:vml" xmlns:wp14="http://schemas.microsoft.com/office/word/2010/wordprocessingDrawing" xmlns:wp="http://schemas.openxmlformats.org/drawingml/2006/wordprocessingDrawing" xmlns:w10="urn:schemas-microsoft-com:office:word" xmlns:w="http://schemas.openxmlformats.org/wordprocessingml/2006/main" xmlns:w14="http://schemas.microsoft.com/office/word/2010/wordml" xmlns:w15="http://schemas.microsoft.com/office/word/2012/wordml" xmlns:w16se="http://schemas.microsoft.com/office/word/2015/wordml/symex" xmlns:wpg="http://schemas.microsoft.com/office/word/2010/wordprocessingGroup" xmlns:wpi="http://schemas.microsoft.com/office/word/2010/wordprocessingInk" xmlns:wne="http://schemas.microsoft.com/office/word/2006/wordml" xmlns:wps="http://schemas.microsoft.com/office/word/2010/wordprocessingShape" mc:Ignorable="w14 w15 w16se wp14">
-  <w:p>
-    <w:pPr>
-      <w:pStyle w:val="Header"/>
-      <w:jc w:val="center"/>
-    </w:pPr>
-  </w:p>
-</w:hdr>
-</file>
-
-<file path=word/header3.xml><?xml version="1.0" encoding="utf-8"?>
-<w:hdr xmlns:wpc="http://schemas.microsoft.com/office/word/2010/wordprocessingCanvas" xmlns:cx="http://schemas.microsoft.com/office/drawing/2014/chartex" xmlns:cx1="http://schemas.microsoft.com/office/drawing/2015/9/8/chartex" xmlns:mc="http://schemas.openxmlformats.org/markup-compatibility/2006" xmlns:o="urn:schemas-microsoft-com:office:office" xmlns:r="http://schemas.openxmlformats.org/officeDocument/2006/relationships" xmlns:m="http://schemas.openxmlformats.org/officeDocument/2006/math" xmlns:v="urn:schemas-microsoft-com:vml" xmlns:wp14="http://schemas.microsoft.com/office/word/2010/wordprocessingDrawing" xmlns:wp="http://schemas.openxmlformats.org/drawingml/2006/wordprocessingDrawing" xmlns:w10="urn:schemas-microsoft-com:office:word" xmlns:w="http://schemas.openxmlformats.org/wordprocessingml/2006/main" xmlns:w14="http://schemas.microsoft.com/office/word/2010/wordml" xmlns:w15="http://schemas.microsoft.com/office/word/2012/wordml" xmlns:w16se="http://schemas.microsoft.com/office/word/2015/wordml/symex" xmlns:wpg="http://schemas.microsoft.com/office/word/2010/wordprocessingGroup" xmlns:wpi="http://schemas.microsoft.com/office/word/2010/wordprocessingInk" xmlns:wne="http://schemas.microsoft.com/office/word/2006/wordml" xmlns:wps="http://schemas.microsoft.com/office/word/2010/wordprocessingShape" mc:Ignorable="w14 w15 w16se wp14">
-  <w:p>
-    <w:pPr>
-      <w:pStyle w:val="Header"/>
-      <w:jc w:val="center"/>
-    </w:pPr>
-    <w:r>
-      <w:fldChar w:fldCharType="begin"/>
-    </w:r>
-    <w:r>
-      <w:instrText xml:space="preserve"> PAGE   \* MERGEFORMAT </w:instrText>
-    </w:r>
-    <w:r>
-      <w:fldChar w:fldCharType="separate"/>
-    </w:r>
-    <w:r>
-      <w:rPr>
-        <w:noProof/>
-      </w:rPr>
-      <w:t>2</w:t>
-    </w:r>
-    <w:r>
-      <w:rPr>
-        <w:noProof/>
-      </w:rPr>
-      <w:fldChar w:fldCharType="end"/>
-    </w:r>
-  </w:p>
-</w:hdr>
-</file>
-
-<file path=word/header4.xml><?xml version="1.0" encoding="utf-8"?>
 <w:hdr xmlns:wpc="http://schemas.microsoft.com/office/word/2010/wordprocessingCanvas" xmlns:cx="http://schemas.microsoft.com/office/drawing/2014/chartex" xmlns:cx1="http://schemas.microsoft.com/office/drawing/2015/9/8/chartex" xmlns:mc="http://schemas.openxmlformats.org/markup-compatibility/2006" xmlns:o="urn:schemas-microsoft-com:office:office" xmlns:r="http://schemas.openxmlformats.org/officeDocument/2006/relationships" xmlns:m="http://schemas.openxmlformats.org/officeDocument/2006/math" xmlns:v="urn:schemas-microsoft-com:vml" xmlns:wp14="http://schemas.microsoft.com/office/word/2010/wordprocessingDrawing" xmlns:wp="http://schemas.openxmlformats.org/drawingml/2006/wordprocessingDrawing" xmlns:w10="urn:schemas-microsoft-com:office:word" xmlns:w="http://schemas.openxmlformats.org/wordprocessingml/2006/main" xmlns:w14="http://schemas.microsoft.com/office/word/2010/wordml" xmlns:w15="http://schemas.microsoft.com/office/word/2012/wordml" xmlns:w16se="http://schemas.microsoft.com/office/word/2015/wordml/symex" xmlns:wpg="http://schemas.microsoft.com/office/word/2010/wordprocessingGroup" xmlns:wpi="http://schemas.microsoft.com/office/word/2010/wordprocessingInk" xmlns:wne="http://schemas.microsoft.com/office/word/2006/wordml" xmlns:wps="http://schemas.microsoft.com/office/word/2010/wordprocessingShape" mc:Ignorable="w14 w15 w16se wp14">
   <w:p>
     <w:pPr>
@@ -4579,6 +4535,7 @@
   <w:style w:type="character" w:default="1" w:styleId="DefaultParagraphFont">
     <w:name w:val="Default Paragraph Font"/>
     <w:uiPriority w:val="1"/>
+    <w:semiHidden/>
     <w:unhideWhenUsed/>
   </w:style>
   <w:style w:type="table" w:default="1" w:styleId="TableNormal">
